--- a/docs/juridico/nota-estrategica-zeladoria.docx
+++ b/docs/juridico/nota-estrategica-zeladoria.docx
@@ -14,7 +14,7 @@
           <w:color w:val="0A0A0A"/>
           <w:sz w:val="30"/>
         </w:rPr>
-        <w:t>NOTA ESTRATÉGICA — ESTRUTURA DA CONTRATAÇÃO DE ZELADORIA</w:t>
+        <w:t>NOTA ESTRATÉGICA — ESTRUTURA DA CONTRATAÇÃO DE ZELADORIA E HOSPITALIDADE</w:t>
       </w:r>
     </w:p>
     <w:p>
@@ -1104,6 +1104,226 @@
                 <w:b w:val="0"/>
                 <w:sz w:val="18"/>
               </w:rPr>
+              <w:t>Terceirizar atividade-fim (recepção, hospitalidade)</w:t>
+            </w:r>
+          </w:p>
+        </w:tc>
+        <w:tc>
+          <w:tcPr>
+            <w:tcW w:type="dxa" w:w="4394"/>
+          </w:tcPr>
+          <w:p>
+            <w:pPr>
+              <w:spacing w:after="40"/>
+              <w:jc w:val="left"/>
+            </w:pPr>
+            <w:r>
+              <w:rPr>
+                <w:sz w:val="18"/>
+              </w:rPr>
+            </w:r>
+            <w:r>
+              <w:rPr>
+                <w:b/>
+                <w:sz w:val="18"/>
+              </w:rPr>
+              <w:t>Cl. 1.4</w:t>
+            </w:r>
+            <w:r>
+              <w:rPr>
+                <w:b w:val="0"/>
+                <w:sz w:val="18"/>
+              </w:rPr>
+              <w:t xml:space="preserve"> — Lei 6.019/74 c/ Lei 13.467/17 + ADPF 324 e RE 958.252</w:t>
+            </w:r>
+          </w:p>
+        </w:tc>
+      </w:tr>
+      <w:tr>
+        <w:tc>
+          <w:tcPr>
+            <w:tcW w:type="dxa" w:w="4394"/>
+          </w:tcPr>
+          <w:p>
+            <w:pPr>
+              <w:spacing w:after="40"/>
+              <w:jc w:val="left"/>
+            </w:pPr>
+            <w:r>
+              <w:rPr>
+                <w:sz w:val="18"/>
+              </w:rPr>
+            </w:r>
+            <w:r>
+              <w:rPr>
+                <w:b w:val="0"/>
+                <w:sz w:val="18"/>
+              </w:rPr>
+              <w:t>Prestar "segurança" sem ser empresa de segurança</w:t>
+            </w:r>
+          </w:p>
+        </w:tc>
+        <w:tc>
+          <w:tcPr>
+            <w:tcW w:type="dxa" w:w="4394"/>
+          </w:tcPr>
+          <w:p>
+            <w:pPr>
+              <w:spacing w:after="40"/>
+              <w:jc w:val="left"/>
+            </w:pPr>
+            <w:r>
+              <w:rPr>
+                <w:sz w:val="18"/>
+              </w:rPr>
+            </w:r>
+            <w:r>
+              <w:rPr>
+                <w:b/>
+                <w:sz w:val="18"/>
+              </w:rPr>
+              <w:t>Cl. 1.5 (a) + 3.8</w:t>
+            </w:r>
+            <w:r>
+              <w:rPr>
+                <w:b w:val="0"/>
+                <w:sz w:val="18"/>
+              </w:rPr>
+              <w:t xml:space="preserve"> — Módulo E é conservação e presença, nunca vigilância</w:t>
+            </w:r>
+          </w:p>
+        </w:tc>
+      </w:tr>
+      <w:tr>
+        <w:tc>
+          <w:tcPr>
+            <w:tcW w:type="dxa" w:w="4394"/>
+          </w:tcPr>
+          <w:p>
+            <w:pPr>
+              <w:spacing w:after="40"/>
+              <w:jc w:val="left"/>
+            </w:pPr>
+            <w:r>
+              <w:rPr>
+                <w:sz w:val="18"/>
+              </w:rPr>
+            </w:r>
+            <w:r>
+              <w:rPr>
+                <w:b w:val="0"/>
+                <w:sz w:val="18"/>
+              </w:rPr>
+              <w:t>Disponibilidade noturna virar sobreaviso</w:t>
+            </w:r>
+          </w:p>
+        </w:tc>
+        <w:tc>
+          <w:tcPr>
+            <w:tcW w:type="dxa" w:w="4394"/>
+          </w:tcPr>
+          <w:p>
+            <w:pPr>
+              <w:spacing w:after="40"/>
+              <w:jc w:val="left"/>
+            </w:pPr>
+            <w:r>
+              <w:rPr>
+                <w:sz w:val="18"/>
+              </w:rPr>
+            </w:r>
+            <w:r>
+              <w:rPr>
+                <w:b/>
+                <w:sz w:val="18"/>
+              </w:rPr>
+              <w:t>Cl. 3.9</w:t>
+            </w:r>
+            <w:r>
+              <w:rPr>
+                <w:b w:val="0"/>
+                <w:sz w:val="18"/>
+              </w:rPr>
+              <w:t xml:space="preserve"> — escala sob critério exclusivo dela, já dentro do preço global</w:t>
+            </w:r>
+          </w:p>
+        </w:tc>
+      </w:tr>
+      <w:tr>
+        <w:tc>
+          <w:tcPr>
+            <w:tcW w:type="dxa" w:w="4394"/>
+          </w:tcPr>
+          <w:p>
+            <w:pPr>
+              <w:spacing w:after="40"/>
+              <w:jc w:val="left"/>
+            </w:pPr>
+            <w:r>
+              <w:rPr>
+                <w:sz w:val="18"/>
+              </w:rPr>
+            </w:r>
+            <w:r>
+              <w:rPr>
+                <w:b w:val="0"/>
+                <w:sz w:val="18"/>
+              </w:rPr>
+              <w:t>Desvio de valores e falha de conciliação</w:t>
+            </w:r>
+          </w:p>
+        </w:tc>
+        <w:tc>
+          <w:tcPr>
+            <w:tcW w:type="dxa" w:w="4394"/>
+          </w:tcPr>
+          <w:p>
+            <w:pPr>
+              <w:spacing w:after="40"/>
+              <w:jc w:val="left"/>
+            </w:pPr>
+            <w:r>
+              <w:rPr>
+                <w:sz w:val="18"/>
+              </w:rPr>
+            </w:r>
+            <w:r>
+              <w:rPr>
+                <w:b/>
+                <w:sz w:val="18"/>
+              </w:rPr>
+              <w:t>Cl. 3.10 + 14.2</w:t>
+            </w:r>
+            <w:r>
+              <w:rPr>
+                <w:b w:val="0"/>
+                <w:sz w:val="18"/>
+              </w:rPr>
+              <w:t xml:space="preserve"> — meios de pagamento da Mediterrâneo, prestação de contas diária, seguro de fidelidade</w:t>
+            </w:r>
+          </w:p>
+        </w:tc>
+      </w:tr>
+      <w:tr>
+        <w:tc>
+          <w:tcPr>
+            <w:tcW w:type="dxa" w:w="4394"/>
+          </w:tcPr>
+          <w:p>
+            <w:pPr>
+              <w:spacing w:after="40"/>
+              <w:jc w:val="left"/>
+            </w:pPr>
+            <w:r>
+              <w:rPr>
+                <w:sz w:val="18"/>
+              </w:rPr>
+            </w:r>
+            <w:r>
+              <w:rPr>
+                <w:b w:val="0"/>
+                <w:sz w:val="18"/>
+              </w:rPr>
               <w:t>Casa vira "salário-utilidade"</w:t>
             </w:r>
           </w:p>
@@ -1687,6 +1907,636 @@
           <w:b w:val="0"/>
         </w:rPr>
         <w:t xml:space="preserve"> — o custo do vínculo assumido é previsível; o custo do vínculo reconhecido em juízo (com horas extras, adicional noturno, FGTS, multas, honorários e reflexos sobre anos) costuma ser várias vezes maior.</w:t>
+      </w:r>
+    </w:p>
+    <w:p>
+      <w:pPr>
+        <w:keepNext/>
+        <w:spacing w:before="240" w:after="160"/>
+        <w:jc w:val="left"/>
+      </w:pPr>
+      <w:r>
+        <w:rPr>
+          <w:b/>
+          <w:color w:val="0A0A0A"/>
+          <w:sz w:val="22"/>
+        </w:rPr>
+        <w:t>2.4. Ela também recebe hóspede, faz reparo, ronda e mexe com pagamento — pode?</w:t>
+      </w:r>
+    </w:p>
+    <w:p>
+      <w:r>
+        <w:rPr>
+          <w:b w:val="0"/>
+        </w:rPr>
+        <w:t xml:space="preserve">Pode. A primeira versão excluía essas funções por conservadorismo, e isso estava errado para a sua operação real. Um glamping pequeno não tem recepcionista, camareira, zelador e manutentor separados: tem uma pessoa que faz tudo. O contrato agora reflete isso, com o objeto dividido em </w:t>
+      </w:r>
+      <w:r>
+        <w:rPr>
+          <w:b/>
+        </w:rPr>
+        <w:t>seis módulos</w:t>
+      </w:r>
+      <w:r>
+        <w:rPr>
+          <w:b w:val="0"/>
+        </w:rPr>
+        <w:t xml:space="preserve"> (Cláusula 1.2) que você assinala no Anexo I conforme o que ela realmente faz.</w:t>
+      </w:r>
+    </w:p>
+    <w:p>
+      <w:r>
+        <w:rPr>
+          <w:b/>
+        </w:rPr>
+        <w:t>Terceirizar atividade-fim é legal desde 2017.</w:t>
+      </w:r>
+      <w:r>
+        <w:rPr>
+          <w:b w:val="0"/>
+        </w:rPr>
+        <w:t xml:space="preserve"> A Lei 13.429/2017 e a Lei 13.467/2017 alteraram a Lei 6.019/1974, e o STF confirmou na </w:t>
+      </w:r>
+      <w:r>
+        <w:rPr>
+          <w:b/>
+        </w:rPr>
+        <w:t>ADPF 324</w:t>
+      </w:r>
+      <w:r>
+        <w:rPr>
+          <w:b w:val="0"/>
+        </w:rPr>
+        <w:t xml:space="preserve"> e no </w:t>
+      </w:r>
+      <w:r>
+        <w:rPr>
+          <w:b/>
+        </w:rPr>
+        <w:t>RE 958.252 (Tema 725)</w:t>
+      </w:r>
+      <w:r>
+        <w:rPr>
+          <w:b w:val="0"/>
+        </w:rPr>
+        <w:t xml:space="preserve"> que qualquer atividade pode ser terceirizada, meio ou fim. Recepcionar hóspede em hotel terceirizado é lícito. Isso está afirmado na Cláusula 1.4, citando os precedentes — não como enfeite, mas porque um juiz que leia o contrato já encontra a base pronta.</w:t>
+      </w:r>
+    </w:p>
+    <w:p>
+      <w:r>
+        <w:rPr>
+          <w:b/>
+        </w:rPr>
+        <w:t>Só três coisas ficaram fora, e por motivo de lei, não de estratégia:</w:t>
+      </w:r>
+    </w:p>
+    <w:tbl>
+      <w:tblPr>
+        <w:tblStyle w:val="TableGrid"/>
+        <w:tblW w:type="auto" w:w="0"/>
+        <w:jc w:val="center"/>
+        <w:tblLook w:firstColumn="1" w:firstRow="1" w:lastColumn="0" w:lastRow="0" w:noHBand="0" w:noVBand="1" w:val="04A0"/>
+      </w:tblPr>
+      <w:tblGrid>
+        <w:gridCol w:w="2929"/>
+        <w:gridCol w:w="2929"/>
+        <w:gridCol w:w="2929"/>
+      </w:tblGrid>
+      <w:tr>
+        <w:tc>
+          <w:tcPr>
+            <w:tcW w:type="dxa" w:w="2929"/>
+            <w:shd w:val="clear" w:fill="1C1C1C"/>
+          </w:tcPr>
+          <w:p>
+            <w:pPr>
+              <w:spacing w:after="40"/>
+              <w:jc w:val="left"/>
+            </w:pPr>
+            <w:r>
+              <w:rPr>
+                <w:color w:val="FFFFFF"/>
+                <w:sz w:val="18"/>
+              </w:rPr>
+            </w:r>
+            <w:r>
+              <w:rPr>
+                <w:b/>
+                <w:color w:val="FFFFFF"/>
+                <w:sz w:val="18"/>
+              </w:rPr>
+              <w:t>Fica fora</w:t>
+            </w:r>
+          </w:p>
+        </w:tc>
+        <w:tc>
+          <w:tcPr>
+            <w:tcW w:type="dxa" w:w="2929"/>
+            <w:shd w:val="clear" w:fill="1C1C1C"/>
+          </w:tcPr>
+          <w:p>
+            <w:pPr>
+              <w:spacing w:after="40"/>
+              <w:jc w:val="left"/>
+            </w:pPr>
+            <w:r>
+              <w:rPr>
+                <w:color w:val="FFFFFF"/>
+                <w:sz w:val="18"/>
+              </w:rPr>
+            </w:r>
+            <w:r>
+              <w:rPr>
+                <w:b/>
+                <w:color w:val="FFFFFF"/>
+                <w:sz w:val="18"/>
+              </w:rPr>
+              <w:t>Por quê</w:t>
+            </w:r>
+          </w:p>
+        </w:tc>
+        <w:tc>
+          <w:tcPr>
+            <w:tcW w:type="dxa" w:w="2929"/>
+            <w:shd w:val="clear" w:fill="1C1C1C"/>
+          </w:tcPr>
+          <w:p>
+            <w:pPr>
+              <w:spacing w:after="40"/>
+              <w:jc w:val="left"/>
+            </w:pPr>
+            <w:r>
+              <w:rPr>
+                <w:color w:val="FFFFFF"/>
+                <w:sz w:val="18"/>
+              </w:rPr>
+            </w:r>
+            <w:r>
+              <w:rPr>
+                <w:b/>
+                <w:color w:val="FFFFFF"/>
+                <w:sz w:val="18"/>
+              </w:rPr>
+              <w:t>O que ela faz no lugar</w:t>
+            </w:r>
+          </w:p>
+        </w:tc>
+      </w:tr>
+      <w:tr>
+        <w:tc>
+          <w:tcPr>
+            <w:tcW w:type="dxa" w:w="2929"/>
+          </w:tcPr>
+          <w:p>
+            <w:pPr>
+              <w:spacing w:after="40"/>
+              <w:jc w:val="left"/>
+            </w:pPr>
+            <w:r>
+              <w:rPr>
+                <w:sz w:val="18"/>
+              </w:rPr>
+            </w:r>
+            <w:r>
+              <w:rPr>
+                <w:b w:val="0"/>
+                <w:sz w:val="18"/>
+              </w:rPr>
+              <w:t>Vigilância e segurança patrimonial</w:t>
+            </w:r>
+          </w:p>
+        </w:tc>
+        <w:tc>
+          <w:tcPr>
+            <w:tcW w:type="dxa" w:w="2929"/>
+          </w:tcPr>
+          <w:p>
+            <w:pPr>
+              <w:spacing w:after="40"/>
+              <w:jc w:val="left"/>
+            </w:pPr>
+            <w:r>
+              <w:rPr>
+                <w:sz w:val="18"/>
+              </w:rPr>
+            </w:r>
+            <w:r>
+              <w:rPr>
+                <w:b w:val="0"/>
+                <w:sz w:val="18"/>
+              </w:rPr>
+              <w:t>Lei 7.102/1983 — atividade privativa de empresa de segurança autorizada pela PF</w:t>
+            </w:r>
+          </w:p>
+        </w:tc>
+        <w:tc>
+          <w:tcPr>
+            <w:tcW w:type="dxa" w:w="2929"/>
+          </w:tcPr>
+          <w:p>
+            <w:pPr>
+              <w:spacing w:after="40"/>
+              <w:jc w:val="left"/>
+            </w:pPr>
+            <w:r>
+              <w:rPr>
+                <w:sz w:val="18"/>
+              </w:rPr>
+            </w:r>
+            <w:r>
+              <w:rPr>
+                <w:b w:val="0"/>
+                <w:sz w:val="18"/>
+              </w:rPr>
+              <w:t xml:space="preserve">Módulo E: ronda de </w:t>
+            </w:r>
+            <w:r>
+              <w:rPr>
+                <w:b/>
+                <w:sz w:val="18"/>
+              </w:rPr>
+              <w:t>conservação</w:t>
+            </w:r>
+            <w:r>
+              <w:rPr>
+                <w:b w:val="0"/>
+                <w:sz w:val="18"/>
+              </w:rPr>
+              <w:t>, verificação do imóvel e dos acessos. Vedado portar arma, revistar, abordar ou conter. Diante de ocorrência: aciona você e a polícia, não intervém</w:t>
+            </w:r>
+          </w:p>
+        </w:tc>
+      </w:tr>
+      <w:tr>
+        <w:tc>
+          <w:tcPr>
+            <w:tcW w:type="dxa" w:w="2929"/>
+          </w:tcPr>
+          <w:p>
+            <w:pPr>
+              <w:spacing w:after="40"/>
+              <w:jc w:val="left"/>
+            </w:pPr>
+            <w:r>
+              <w:rPr>
+                <w:sz w:val="18"/>
+              </w:rPr>
+            </w:r>
+            <w:r>
+              <w:rPr>
+                <w:b w:val="0"/>
+                <w:sz w:val="18"/>
+              </w:rPr>
+              <w:t>Elétrica energizada, gás, hidráulica de rede, estrutura, obras</w:t>
+            </w:r>
+          </w:p>
+        </w:tc>
+        <w:tc>
+          <w:tcPr>
+            <w:tcW w:type="dxa" w:w="2929"/>
+          </w:tcPr>
+          <w:p>
+            <w:pPr>
+              <w:spacing w:after="40"/>
+              <w:jc w:val="left"/>
+            </w:pPr>
+            <w:r>
+              <w:rPr>
+                <w:sz w:val="18"/>
+              </w:rPr>
+            </w:r>
+            <w:r>
+              <w:rPr>
+                <w:b w:val="0"/>
+                <w:sz w:val="18"/>
+              </w:rPr>
+              <w:t>Exigem habilitação e ART/RRT</w:t>
+            </w:r>
+          </w:p>
+        </w:tc>
+        <w:tc>
+          <w:tcPr>
+            <w:tcW w:type="dxa" w:w="2929"/>
+          </w:tcPr>
+          <w:p>
+            <w:pPr>
+              <w:spacing w:after="40"/>
+              <w:jc w:val="left"/>
+            </w:pPr>
+            <w:r>
+              <w:rPr>
+                <w:sz w:val="18"/>
+              </w:rPr>
+            </w:r>
+            <w:r>
+              <w:rPr>
+                <w:b w:val="0"/>
+                <w:sz w:val="18"/>
+              </w:rPr>
+              <w:t xml:space="preserve">Módulo D: ela </w:t>
+            </w:r>
+            <w:r>
+              <w:rPr>
+                <w:b/>
+                <w:sz w:val="18"/>
+              </w:rPr>
+              <w:t>identifica, isola e comunica</w:t>
+            </w:r>
+            <w:r>
+              <w:rPr>
+                <w:b w:val="0"/>
+                <w:sz w:val="18"/>
+              </w:rPr>
+              <w:t>. Quem executa é profissional habilitado que você contrata</w:t>
+            </w:r>
+          </w:p>
+        </w:tc>
+      </w:tr>
+      <w:tr>
+        <w:tc>
+          <w:tcPr>
+            <w:tcW w:type="dxa" w:w="2929"/>
+          </w:tcPr>
+          <w:p>
+            <w:pPr>
+              <w:spacing w:after="40"/>
+              <w:jc w:val="left"/>
+            </w:pPr>
+            <w:r>
+              <w:rPr>
+                <w:sz w:val="18"/>
+              </w:rPr>
+            </w:r>
+            <w:r>
+              <w:rPr>
+                <w:b w:val="0"/>
+                <w:sz w:val="18"/>
+              </w:rPr>
+              <w:t>Decisões comerciais (preço, reserva, desconto, fornecedor)</w:t>
+            </w:r>
+          </w:p>
+        </w:tc>
+        <w:tc>
+          <w:tcPr>
+            <w:tcW w:type="dxa" w:w="2929"/>
+          </w:tcPr>
+          <w:p>
+            <w:pPr>
+              <w:spacing w:after="40"/>
+              <w:jc w:val="left"/>
+            </w:pPr>
+            <w:r>
+              <w:rPr>
+                <w:sz w:val="18"/>
+              </w:rPr>
+            </w:r>
+            <w:r>
+              <w:rPr>
+                <w:b w:val="0"/>
+                <w:sz w:val="18"/>
+              </w:rPr>
+              <w:t>Não é limite legal, é limite de risco seu</w:t>
+            </w:r>
+          </w:p>
+        </w:tc>
+        <w:tc>
+          <w:tcPr>
+            <w:tcW w:type="dxa" w:w="2929"/>
+          </w:tcPr>
+          <w:p>
+            <w:pPr>
+              <w:spacing w:after="40"/>
+              <w:jc w:val="left"/>
+            </w:pPr>
+            <w:r>
+              <w:rPr>
+                <w:sz w:val="18"/>
+              </w:rPr>
+            </w:r>
+            <w:r>
+              <w:rPr>
+                <w:b w:val="0"/>
+                <w:sz w:val="18"/>
+              </w:rPr>
+              <w:t>Módulo C: ela executa dentro dos critérios que você definiu por escrito</w:t>
+            </w:r>
+          </w:p>
+        </w:tc>
+      </w:tr>
+    </w:tbl>
+    <w:p/>
+    <w:p>
+      <w:r>
+        <w:rPr>
+          <w:b/>
+        </w:rPr>
+        <w:t>A diferença entre "zeladoria" e "vigilância" não é semântica.</w:t>
+      </w:r>
+      <w:r>
+        <w:rPr>
+          <w:b w:val="0"/>
+        </w:rPr>
+        <w:t xml:space="preserve"> Se o contrato disser que ela é responsável pela segurança do local, você contratou serviço de segurança de quem não pode prestá-lo, e passa a responder por isso. Se disser que ela faz ronda de conservação e comunica anormalidades, é zeladoria, que qualquer empresa pode prestar. A redação da Cláusula 1.5 (a) e do Módulo E foi construída sobre essa linha.</w:t>
+      </w:r>
+    </w:p>
+    <w:p>
+      <w:r>
+        <w:rPr>
+          <w:b/>
+        </w:rPr>
+        <w:t>O módulo de recebimento de valores (F) é o mais perigoso — e é opcional.</w:t>
+      </w:r>
+      <w:r>
+        <w:rPr>
+          <w:b w:val="0"/>
+        </w:rPr>
+        <w:t xml:space="preserve"> Se ela recebe pagamento de hóspede, três riscos entram de uma vez: apropriação indébita, dificuldade de conciliação, e o reforço da aparência de empregada com acesso a caixa. As travas da Cláusula 3.10:</w:t>
+      </w:r>
+    </w:p>
+    <w:p>
+      <w:pPr>
+        <w:pStyle w:val="ListBullet"/>
+        <w:spacing w:after="60"/>
+      </w:pPr>
+      <w:r>
+        <w:rPr>
+          <w:b w:val="0"/>
+        </w:rPr>
+        <w:t xml:space="preserve">só link, maquininha e PIX </w:t>
+      </w:r>
+      <w:r>
+        <w:rPr>
+          <w:b/>
+        </w:rPr>
+        <w:t>no CNPJ da Mediterrâneo</w:t>
+      </w:r>
+      <w:r>
+        <w:rPr>
+          <w:b w:val="0"/>
+        </w:rPr>
+        <w:t xml:space="preserve"> — nunca na conta dela;</w:t>
+      </w:r>
+    </w:p>
+    <w:p>
+      <w:pPr>
+        <w:pStyle w:val="ListBullet"/>
+        <w:spacing w:after="60"/>
+      </w:pPr>
+      <w:r>
+        <w:rPr>
+          <w:b w:val="0"/>
+        </w:rPr>
+        <w:t>dinheiro em espécie proibido, salvo autorização escrita, com depósito em 24h;</w:t>
+      </w:r>
+    </w:p>
+    <w:p>
+      <w:pPr>
+        <w:pStyle w:val="ListBullet"/>
+        <w:spacing w:after="60"/>
+      </w:pPr>
+      <w:r>
+        <w:rPr>
+          <w:b w:val="0"/>
+        </w:rPr>
+        <w:t>prestação de contas diária e conciliação mensal;</w:t>
+      </w:r>
+    </w:p>
+    <w:p>
+      <w:pPr>
+        <w:pStyle w:val="ListBullet"/>
+        <w:spacing w:after="60"/>
+      </w:pPr>
+      <w:r>
+        <w:rPr>
+          <w:b w:val="0"/>
+        </w:rPr>
+        <w:t>proibido guardar numerário na Casa de Operações;</w:t>
+      </w:r>
+    </w:p>
+    <w:p>
+      <w:pPr>
+        <w:pStyle w:val="ListBullet"/>
+        <w:spacing w:after="60"/>
+      </w:pPr>
+      <w:r>
+        <w:rPr>
+          <w:b w:val="0"/>
+        </w:rPr>
+        <w:t>seguro de fidelidade funcional obrigatório (Cláusula 14.2).</w:t>
+      </w:r>
+    </w:p>
+    <w:p>
+      <w:r>
+        <w:rPr>
+          <w:b w:val="0"/>
+        </w:rPr>
+        <w:t xml:space="preserve">Se der para não contratar o Módulo F — hóspede pagando antecipado no link, sem caixa no local — </w:t>
+      </w:r>
+      <w:r>
+        <w:rPr>
+          <w:b/>
+        </w:rPr>
+        <w:t>não contrate</w:t>
+      </w:r>
+      <w:r>
+        <w:rPr>
+          <w:b w:val="0"/>
+        </w:rPr>
+        <w:t>. É o único módulo que eu deixaria de fora se a operação permitir.</w:t>
+      </w:r>
+    </w:p>
+    <w:p>
+      <w:r>
+        <w:rPr>
+          <w:b/>
+        </w:rPr>
+        <w:t>O custo dessa ampliação:</w:t>
+      </w:r>
+      <w:r>
+        <w:rPr>
+          <w:b w:val="0"/>
+        </w:rPr>
+        <w:t xml:space="preserve"> quanto mais central ela é na operação, maior a chance de um juiz enxergar vínculo. Isso não decorre da ilicitude da terceirização, e sim do fato de ser </w:t>
+      </w:r>
+      <w:r>
+        <w:rPr>
+          <w:b/>
+        </w:rPr>
+        <w:t>uma pessoa física, todo dia, morando no local, fazendo tudo</w:t>
+      </w:r>
+      <w:r>
+        <w:rPr>
+          <w:b w:val="0"/>
+        </w:rPr>
+        <w:t xml:space="preserve">. Aumentar o escopo torna o item 2.3 (c) mais urgente, não menos: ou ela passa a ter equipe própria registrada aparecendo nos relatórios mensais, ou você avalia a contratação CLT com um trabalhista. As duas coisas que mais seguram o contrato de pé aqui são a </w:t>
+      </w:r>
+      <w:r>
+        <w:rPr>
+          <w:b/>
+        </w:rPr>
+        <w:t>substituição documentada</w:t>
+      </w:r>
+      <w:r>
+        <w:rPr>
+          <w:b w:val="0"/>
+        </w:rPr>
+        <w:t xml:space="preserve"> (Anexo II-A registra quem executou) e o </w:t>
+      </w:r>
+      <w:r>
+        <w:rPr>
+          <w:b/>
+        </w:rPr>
+        <w:t>canal único pelo Preposto</w:t>
+      </w:r>
+      <w:r>
+        <w:rPr>
+          <w:b w:val="0"/>
+        </w:rPr>
+        <w:t xml:space="preserve"> (Cláusula 2.4).</w:t>
+      </w:r>
+    </w:p>
+    <w:p>
+      <w:r>
+        <w:rPr>
+          <w:b/>
+        </w:rPr>
+        <w:t>Duas travas novas que valem destaque:</w:t>
+      </w:r>
+    </w:p>
+    <w:p>
+      <w:pPr>
+        <w:pStyle w:val="ListBullet"/>
+        <w:spacing w:after="60"/>
+      </w:pPr>
+      <w:r>
+        <w:rPr>
+          <w:b/>
+        </w:rPr>
+        <w:t>Cláusula 3.9 — sobreaviso.</w:t>
+      </w:r>
+      <w:r>
+        <w:rPr>
+          <w:b w:val="0"/>
+        </w:rPr>
+        <w:t xml:space="preserve"> Chegada noturna e intercorrência de hóspede geram disponibilidade fora de horário, e disponibilidade determinada por você é sobreaviso trabalhista. A cláusula põe a escala de sobreaviso sob critério exclusivo dela, com a remuneração já dentro do preço global. Na prática: nunca diga a ela "fique disponível até meia-noite".</w:t>
+      </w:r>
+    </w:p>
+    <w:p>
+      <w:pPr>
+        <w:pStyle w:val="ListBullet"/>
+        <w:spacing w:after="60"/>
+      </w:pPr>
+      <w:r>
+        <w:rPr>
+          <w:b/>
+        </w:rPr>
+        <w:t>Cláusula 3.6.1 — credenciais nominais.</w:t>
+      </w:r>
+      <w:r>
+        <w:rPr>
+          <w:b w:val="0"/>
+        </w:rPr>
+        <w:t xml:space="preserve"> Cada pessoa da equipe dela acessa o PMS com login próprio, revogável, nunca compartilhado. Isso protege dados de hóspede (LGPD) e cria rastreabilidade de quem fez o quê — que é também prova de que existe equipe, não uma pessoa só.</w:t>
       </w:r>
     </w:p>
     <w:p>
@@ -2871,7 +3721,78 @@
                 <w:b w:val="0"/>
                 <w:sz w:val="18"/>
               </w:rPr>
-              <w:t>Preencher Anexo I (perímetro, frequências, janelas, SLA) com a operação real</w:t>
+              <w:t>Assinalar os módulos A a F no Anexo I e preencher perímetro, frequências, janelas e SLA com a operação real</w:t>
+            </w:r>
+          </w:p>
+        </w:tc>
+        <w:tc>
+          <w:tcPr>
+            <w:tcW w:type="dxa" w:w="2929"/>
+          </w:tcPr>
+          <w:p>
+            <w:pPr>
+              <w:spacing w:after="40"/>
+              <w:jc w:val="left"/>
+            </w:pPr>
+            <w:r>
+              <w:rPr>
+                <w:sz w:val="18"/>
+              </w:rPr>
+            </w:r>
+            <w:r>
+              <w:rPr>
+                <w:b w:val="0"/>
+                <w:sz w:val="18"/>
+              </w:rPr>
+              <w:t>Antes de assinar</w:t>
+            </w:r>
+          </w:p>
+        </w:tc>
+      </w:tr>
+      <w:tr>
+        <w:tc>
+          <w:tcPr>
+            <w:tcW w:type="dxa" w:w="2929"/>
+          </w:tcPr>
+          <w:p>
+            <w:pPr>
+              <w:spacing w:after="40"/>
+              <w:jc w:val="left"/>
+            </w:pPr>
+            <w:r>
+              <w:rPr>
+                <w:sz w:val="18"/>
+              </w:rPr>
+            </w:r>
+            <w:r>
+              <w:rPr>
+                <w:b w:val="0"/>
+                <w:sz w:val="18"/>
+              </w:rPr>
+              <w:t>4.1</w:t>
+            </w:r>
+          </w:p>
+        </w:tc>
+        <w:tc>
+          <w:tcPr>
+            <w:tcW w:type="dxa" w:w="2929"/>
+          </w:tcPr>
+          <w:p>
+            <w:pPr>
+              <w:spacing w:after="40"/>
+              <w:jc w:val="left"/>
+            </w:pPr>
+            <w:r>
+              <w:rPr>
+                <w:sz w:val="18"/>
+              </w:rPr>
+            </w:r>
+            <w:r>
+              <w:rPr>
+                <w:b w:val="0"/>
+                <w:sz w:val="18"/>
+              </w:rPr>
+              <w:t>Decidir se o Módulo F (recebimento de valores) entra — se der para não entrar, não entre</w:t>
             </w:r>
           </w:p>
         </w:tc>

--- a/docs/juridico/nota-estrategica-zeladoria.docx
+++ b/docs/juridico/nota-estrategica-zeladoria.docx
@@ -1324,6 +1324,61 @@
                 <w:b w:val="0"/>
                 <w:sz w:val="18"/>
               </w:rPr>
+              <w:t>Intoxicação alimentar e autuação sanitária</w:t>
+            </w:r>
+          </w:p>
+        </w:tc>
+        <w:tc>
+          <w:tcPr>
+            <w:tcW w:type="dxa" w:w="4394"/>
+          </w:tcPr>
+          <w:p>
+            <w:pPr>
+              <w:spacing w:after="40"/>
+              <w:jc w:val="left"/>
+            </w:pPr>
+            <w:r>
+              <w:rPr>
+                <w:sz w:val="18"/>
+              </w:rPr>
+            </w:r>
+            <w:r>
+              <w:rPr>
+                <w:b/>
+                <w:sz w:val="18"/>
+              </w:rPr>
+              <w:t>Cl. 3.11 + 3.11.1</w:t>
+            </w:r>
+            <w:r>
+              <w:rPr>
+                <w:b w:val="0"/>
+                <w:sz w:val="18"/>
+              </w:rPr>
+              <w:t xml:space="preserve"> — RDC 216/2004, amostras por 72h, alergênicos, responsabilidade primária dela com regresso</w:t>
+            </w:r>
+          </w:p>
+        </w:tc>
+      </w:tr>
+      <w:tr>
+        <w:tc>
+          <w:tcPr>
+            <w:tcW w:type="dxa" w:w="4394"/>
+          </w:tcPr>
+          <w:p>
+            <w:pPr>
+              <w:spacing w:after="40"/>
+              <w:jc w:val="left"/>
+            </w:pPr>
+            <w:r>
+              <w:rPr>
+                <w:sz w:val="18"/>
+              </w:rPr>
+            </w:r>
+            <w:r>
+              <w:rPr>
+                <w:b w:val="0"/>
+                <w:sz w:val="18"/>
+              </w:rPr>
               <w:t>Casa vira "salário-utilidade"</w:t>
             </w:r>
           </w:p>
@@ -2537,6 +2592,425 @@
           <w:b w:val="0"/>
         </w:rPr>
         <w:t xml:space="preserve"> Cada pessoa da equipe dela acessa o PMS com login próprio, revogável, nunca compartilhado. Isso protege dados de hóspede (LGPD) e cria rastreabilidade de quem fez o quê — que é também prova de que existe equipe, não uma pessoa só.</w:t>
+      </w:r>
+    </w:p>
+    <w:p>
+      <w:pPr>
+        <w:keepNext/>
+        <w:spacing w:before="240" w:after="160"/>
+        <w:jc w:val="left"/>
+      </w:pPr>
+      <w:r>
+        <w:rPr>
+          <w:b/>
+          <w:color w:val="0A0A0A"/>
+          <w:sz w:val="22"/>
+        </w:rPr>
+        <w:t>2.5. Alimentos e bebidas — Módulo G</w:t>
+      </w:r>
+    </w:p>
+    <w:p>
+      <w:r>
+        <w:rPr>
+          <w:b w:val="0"/>
+        </w:rPr>
+        <w:t xml:space="preserve">Café da manhã, cortesia de boas-vindas e frigobar entraram como </w:t>
+      </w:r>
+      <w:r>
+        <w:rPr>
+          <w:b/>
+        </w:rPr>
+        <w:t>Módulo G</w:t>
+      </w:r>
+      <w:r>
+        <w:rPr>
+          <w:b w:val="0"/>
+        </w:rPr>
+        <w:t>. O CNPJ dela já cobre isso: CNAE 56.20-1-04, fornecimento de alimentos preparados. Do ponto de vista contratual é o módulo que mais exige documento, porque alimento tem regulador próprio e responsabilidade objetiva perante o hóspede.</w:t>
+      </w:r>
+    </w:p>
+    <w:p>
+      <w:r>
+        <w:rPr>
+          <w:b/>
+        </w:rPr>
+        <w:t>A pergunta que decide tudo: onde a comida é preparada?</w:t>
+      </w:r>
+    </w:p>
+    <w:tbl>
+      <w:tblPr>
+        <w:tblStyle w:val="TableGrid"/>
+        <w:tblW w:type="auto" w:w="0"/>
+        <w:jc w:val="center"/>
+        <w:tblLook w:firstColumn="1" w:firstRow="1" w:lastColumn="0" w:lastRow="0" w:noHBand="0" w:noVBand="1" w:val="04A0"/>
+      </w:tblPr>
+      <w:tblGrid>
+        <w:gridCol w:w="2929"/>
+        <w:gridCol w:w="2929"/>
+        <w:gridCol w:w="2929"/>
+      </w:tblGrid>
+      <w:tr>
+        <w:tc>
+          <w:tcPr>
+            <w:tcW w:type="dxa" w:w="2929"/>
+            <w:shd w:val="clear" w:fill="1C1C1C"/>
+          </w:tcPr>
+          <w:p>
+            <w:pPr>
+              <w:spacing w:after="40"/>
+              <w:jc w:val="left"/>
+            </w:pPr>
+            <w:r>
+              <w:rPr>
+                <w:color w:val="FFFFFF"/>
+                <w:sz w:val="18"/>
+              </w:rPr>
+            </w:r>
+            <w:r>
+              <w:rPr>
+                <w:b/>
+                <w:color w:val="FFFFFF"/>
+                <w:sz w:val="18"/>
+              </w:rPr>
+              <w:t>Cenário</w:t>
+            </w:r>
+          </w:p>
+        </w:tc>
+        <w:tc>
+          <w:tcPr>
+            <w:tcW w:type="dxa" w:w="2929"/>
+            <w:shd w:val="clear" w:fill="1C1C1C"/>
+          </w:tcPr>
+          <w:p>
+            <w:pPr>
+              <w:spacing w:after="40"/>
+              <w:jc w:val="left"/>
+            </w:pPr>
+            <w:r>
+              <w:rPr>
+                <w:color w:val="FFFFFF"/>
+                <w:sz w:val="18"/>
+              </w:rPr>
+            </w:r>
+            <w:r>
+              <w:rPr>
+                <w:b/>
+                <w:color w:val="FFFFFF"/>
+                <w:sz w:val="18"/>
+              </w:rPr>
+              <w:t>Quem responde pelo alvará</w:t>
+            </w:r>
+          </w:p>
+        </w:tc>
+        <w:tc>
+          <w:tcPr>
+            <w:tcW w:type="dxa" w:w="2929"/>
+            <w:shd w:val="clear" w:fill="1C1C1C"/>
+          </w:tcPr>
+          <w:p>
+            <w:pPr>
+              <w:spacing w:after="40"/>
+              <w:jc w:val="left"/>
+            </w:pPr>
+            <w:r>
+              <w:rPr>
+                <w:color w:val="FFFFFF"/>
+                <w:sz w:val="18"/>
+              </w:rPr>
+            </w:r>
+            <w:r>
+              <w:rPr>
+                <w:b/>
+                <w:color w:val="FFFFFF"/>
+                <w:sz w:val="18"/>
+              </w:rPr>
+              <w:t>Implicação</w:t>
+            </w:r>
+          </w:p>
+        </w:tc>
+      </w:tr>
+      <w:tr>
+        <w:tc>
+          <w:tcPr>
+            <w:tcW w:type="dxa" w:w="2929"/>
+          </w:tcPr>
+          <w:p>
+            <w:pPr>
+              <w:spacing w:after="40"/>
+              <w:jc w:val="left"/>
+            </w:pPr>
+            <w:r>
+              <w:rPr>
+                <w:sz w:val="18"/>
+              </w:rPr>
+            </w:r>
+            <w:r>
+              <w:rPr>
+                <w:b w:val="0"/>
+                <w:sz w:val="18"/>
+              </w:rPr>
+              <w:t>Cozinha do empreendimento</w:t>
+            </w:r>
+          </w:p>
+        </w:tc>
+        <w:tc>
+          <w:tcPr>
+            <w:tcW w:type="dxa" w:w="2929"/>
+          </w:tcPr>
+          <w:p>
+            <w:pPr>
+              <w:spacing w:after="40"/>
+              <w:jc w:val="left"/>
+            </w:pPr>
+            <w:r>
+              <w:rPr>
+                <w:sz w:val="18"/>
+              </w:rPr>
+            </w:r>
+            <w:r>
+              <w:rPr>
+                <w:b/>
+                <w:sz w:val="18"/>
+              </w:rPr>
+              <w:t>Mediterrâneo</w:t>
+            </w:r>
+          </w:p>
+        </w:tc>
+        <w:tc>
+          <w:tcPr>
+            <w:tcW w:type="dxa" w:w="2929"/>
+          </w:tcPr>
+          <w:p>
+            <w:pPr>
+              <w:spacing w:after="40"/>
+              <w:jc w:val="left"/>
+            </w:pPr>
+            <w:r>
+              <w:rPr>
+                <w:sz w:val="18"/>
+              </w:rPr>
+            </w:r>
+            <w:r>
+              <w:rPr>
+                <w:b w:val="0"/>
+                <w:sz w:val="18"/>
+              </w:rPr>
+              <w:t>A Vigilância Sanitária autua você. Ela responde por regresso, mas a interdição é sua</w:t>
+            </w:r>
+          </w:p>
+        </w:tc>
+      </w:tr>
+      <w:tr>
+        <w:tc>
+          <w:tcPr>
+            <w:tcW w:type="dxa" w:w="2929"/>
+          </w:tcPr>
+          <w:p>
+            <w:pPr>
+              <w:spacing w:after="40"/>
+              <w:jc w:val="left"/>
+            </w:pPr>
+            <w:r>
+              <w:rPr>
+                <w:sz w:val="18"/>
+              </w:rPr>
+            </w:r>
+            <w:r>
+              <w:rPr>
+                <w:b w:val="0"/>
+                <w:sz w:val="18"/>
+              </w:rPr>
+              <w:t>Cozinha própria dela</w:t>
+            </w:r>
+          </w:p>
+        </w:tc>
+        <w:tc>
+          <w:tcPr>
+            <w:tcW w:type="dxa" w:w="2929"/>
+          </w:tcPr>
+          <w:p>
+            <w:pPr>
+              <w:spacing w:after="40"/>
+              <w:jc w:val="left"/>
+            </w:pPr>
+            <w:r>
+              <w:rPr>
+                <w:sz w:val="18"/>
+              </w:rPr>
+            </w:r>
+            <w:r>
+              <w:rPr>
+                <w:b/>
+                <w:sz w:val="18"/>
+              </w:rPr>
+              <w:t>Camila</w:t>
+            </w:r>
+          </w:p>
+        </w:tc>
+        <w:tc>
+          <w:tcPr>
+            <w:tcW w:type="dxa" w:w="2929"/>
+          </w:tcPr>
+          <w:p>
+            <w:pPr>
+              <w:spacing w:after="40"/>
+              <w:jc w:val="left"/>
+            </w:pPr>
+            <w:r>
+              <w:rPr>
+                <w:sz w:val="18"/>
+              </w:rPr>
+            </w:r>
+            <w:r>
+              <w:rPr>
+                <w:b w:val="0"/>
+                <w:sz w:val="18"/>
+              </w:rPr>
+              <w:t>O alvará é dela, a autuação é dela, e você fica um grau mais protegido</w:t>
+            </w:r>
+          </w:p>
+        </w:tc>
+      </w:tr>
+    </w:tbl>
+    <w:p/>
+    <w:p>
+      <w:r>
+        <w:rPr>
+          <w:b w:val="0"/>
+        </w:rPr>
+        <w:t>Se a produção puder sair do empreendimento, sai. Está assinalável na Cláusula 3.11 (c) e no Anexo I.</w:t>
+      </w:r>
+    </w:p>
+    <w:p>
+      <w:r>
+        <w:rPr>
+          <w:b/>
+        </w:rPr>
+        <w:t>O que a Cláusula 3.11 exige dela:</w:t>
+      </w:r>
+    </w:p>
+    <w:p>
+      <w:pPr>
+        <w:pStyle w:val="ListBullet"/>
+        <w:spacing w:after="60"/>
+      </w:pPr>
+      <w:r>
+        <w:rPr>
+          <w:b w:val="0"/>
+        </w:rPr>
+        <w:t>RDC ANVISA 216/2004, com Manual de Boas Práticas e POPs escritos</w:t>
+      </w:r>
+    </w:p>
+    <w:p>
+      <w:pPr>
+        <w:pStyle w:val="ListBullet"/>
+        <w:spacing w:after="60"/>
+      </w:pPr>
+      <w:r>
+        <w:rPr>
+          <w:b w:val="0"/>
+        </w:rPr>
+        <w:t>Curso de manipulador de alimentos e ASO vigentes para toda a equipe</w:t>
+      </w:r>
+    </w:p>
+    <w:p>
+      <w:pPr>
+        <w:pStyle w:val="ListBullet"/>
+        <w:spacing w:after="60"/>
+      </w:pPr>
+      <w:r>
+        <w:rPr>
+          <w:b w:val="0"/>
+        </w:rPr>
+        <w:t>Controle diário de temperatura, prazos de validade e identificação de produto manipulado</w:t>
+      </w:r>
+    </w:p>
+    <w:p>
+      <w:pPr>
+        <w:pStyle w:val="ListBullet"/>
+        <w:spacing w:after="60"/>
+      </w:pPr>
+      <w:r>
+        <w:rPr>
+          <w:b/>
+        </w:rPr>
+        <w:t>Guarda de amostras por 72 horas</w:t>
+      </w:r>
+      <w:r>
+        <w:rPr>
+          <w:b w:val="0"/>
+        </w:rPr>
+        <w:t xml:space="preserve"> — se um hóspede passar mal, é essa amostra que prova de onde veio (ou não veio) o problema</w:t>
+      </w:r>
+    </w:p>
+    <w:p>
+      <w:pPr>
+        <w:pStyle w:val="ListBullet"/>
+        <w:spacing w:after="60"/>
+      </w:pPr>
+      <w:r>
+        <w:rPr>
+          <w:b w:val="0"/>
+        </w:rPr>
+        <w:t>Informação de alergênicos (RDC 26/2015) e atendimento das restrições da reserva</w:t>
+      </w:r>
+    </w:p>
+    <w:p>
+      <w:pPr>
+        <w:pStyle w:val="ListBullet"/>
+        <w:spacing w:after="60"/>
+      </w:pPr>
+      <w:r>
+        <w:rPr>
+          <w:b w:val="0"/>
+        </w:rPr>
+        <w:t>Proibição de bebida alcoólica a menor de 18 anos (art. 243 do ECA)</w:t>
+      </w:r>
+    </w:p>
+    <w:p>
+      <w:pPr>
+        <w:pStyle w:val="ListBullet"/>
+        <w:spacing w:after="60"/>
+      </w:pPr>
+      <w:r>
+        <w:rPr>
+          <w:b w:val="0"/>
+        </w:rPr>
+        <w:t>Cobertura de A&amp;B expressa na apólice de responsabilidade civil (Cl. 14.3)</w:t>
+      </w:r>
+    </w:p>
+    <w:p>
+      <w:r>
+        <w:rPr>
+          <w:b/>
+        </w:rPr>
+        <w:t>O ponto que mais importa:</w:t>
+      </w:r>
+      <w:r>
+        <w:rPr>
+          <w:b w:val="0"/>
+        </w:rPr>
+        <w:t xml:space="preserve"> perante o hóspede, quem responde por intoxicação alimentar é a </w:t>
+      </w:r>
+      <w:r>
+        <w:rPr>
+          <w:b/>
+        </w:rPr>
+        <w:t>Mediterrâneo</w:t>
+      </w:r>
+      <w:r>
+        <w:rPr>
+          <w:b w:val="0"/>
+        </w:rPr>
+        <w:t>, por responsabilidade objetiva do fornecedor (CDC, arts. 12 e 14). Não existe cláusula que tire isso de você. O que a Cláusula 3.11.1 faz é deixar escrito que a responsabilidade primária é dela e que o regresso da Cláusula 7.3 se aplica integralmente — você paga o hóspede e cobra dela, com os 5% retidos como primeira garantia.</w:t>
+      </w:r>
+    </w:p>
+    <w:p>
+      <w:r>
+        <w:rPr>
+          <w:b w:val="0"/>
+        </w:rPr>
+        <w:t>Por isso os três documentos do Anexo IV (alvará sanitário, certificados de manipulador, planilhas de temperatura) não são burocracia: numa ação de consumidor ou numa autuação sanitária, são exatamente eles que mostram que você fiscalizou.</w:t>
       </w:r>
     </w:p>
     <w:p>
@@ -3840,6 +4314,77 @@
                 <w:b w:val="0"/>
                 <w:sz w:val="18"/>
               </w:rPr>
+              <w:t>4.2</w:t>
+            </w:r>
+          </w:p>
+        </w:tc>
+        <w:tc>
+          <w:tcPr>
+            <w:tcW w:type="dxa" w:w="2929"/>
+          </w:tcPr>
+          <w:p>
+            <w:pPr>
+              <w:spacing w:after="40"/>
+              <w:jc w:val="left"/>
+            </w:pPr>
+            <w:r>
+              <w:rPr>
+                <w:sz w:val="18"/>
+              </w:rPr>
+            </w:r>
+            <w:r>
+              <w:rPr>
+                <w:b w:val="0"/>
+                <w:sz w:val="18"/>
+              </w:rPr>
+              <w:t>Definir onde o A&amp;B é produzido (cozinha do empreendimento ou dela) e conferir o alvará sanitário correspondente</w:t>
+            </w:r>
+          </w:p>
+        </w:tc>
+        <w:tc>
+          <w:tcPr>
+            <w:tcW w:type="dxa" w:w="2929"/>
+          </w:tcPr>
+          <w:p>
+            <w:pPr>
+              <w:spacing w:after="40"/>
+              <w:jc w:val="left"/>
+            </w:pPr>
+            <w:r>
+              <w:rPr>
+                <w:sz w:val="18"/>
+              </w:rPr>
+            </w:r>
+            <w:r>
+              <w:rPr>
+                <w:b w:val="0"/>
+                <w:sz w:val="18"/>
+              </w:rPr>
+              <w:t>Antes de assinar</w:t>
+            </w:r>
+          </w:p>
+        </w:tc>
+      </w:tr>
+      <w:tr>
+        <w:tc>
+          <w:tcPr>
+            <w:tcW w:type="dxa" w:w="2929"/>
+          </w:tcPr>
+          <w:p>
+            <w:pPr>
+              <w:spacing w:after="40"/>
+              <w:jc w:val="left"/>
+            </w:pPr>
+            <w:r>
+              <w:rPr>
+                <w:sz w:val="18"/>
+              </w:rPr>
+            </w:r>
+            <w:r>
+              <w:rPr>
+                <w:b w:val="0"/>
+                <w:sz w:val="18"/>
+              </w:rPr>
               <w:t>5</w:t>
             </w:r>
           </w:p>

--- a/docs/juridico/nota-estrategica-zeladoria.docx
+++ b/docs/juridico/nota-estrategica-zeladoria.docx
@@ -3015,6 +3015,513 @@
     </w:p>
     <w:p>
       <w:pPr>
+        <w:keepNext/>
+        <w:spacing w:before="240" w:after="160"/>
+        <w:jc w:val="left"/>
+      </w:pPr>
+      <w:r>
+        <w:rPr>
+          <w:b/>
+          <w:color w:val="0A0A0A"/>
+          <w:sz w:val="22"/>
+        </w:rPr>
+        <w:t>2.6. O Regimento Operacional — e por que ele é uma faca de dois gumes</w:t>
+      </w:r>
+    </w:p>
+    <w:p>
+      <w:r>
+        <w:rPr>
+          <w:b w:val="0"/>
+        </w:rPr>
+        <w:t>O Anexo VI reúne as regras da operação: padrão de hospitalidade, conduta em área de hóspede, confidencialidade e redes sociais, chaves e sistemas, regras sanitárias de A&amp;B, uso da Casa de Operações, protocolos de emergência e convivência com o entorno.</w:t>
+      </w:r>
+    </w:p>
+    <w:p>
+      <w:r>
+        <w:rPr>
+          <w:b/>
+        </w:rPr>
+        <w:t>O risco embutido:</w:t>
+      </w:r>
+      <w:r>
+        <w:rPr>
+          <w:b w:val="0"/>
+        </w:rPr>
+        <w:t xml:space="preserve"> um documento com regras de conduta dirigidas a pessoas é, na leitura de um juiz do trabalho, a fotografia do </w:t>
+      </w:r>
+      <w:r>
+        <w:rPr>
+          <w:b/>
+        </w:rPr>
+        <w:t>poder diretivo e disciplinar</w:t>
+      </w:r>
+      <w:r>
+        <w:rPr>
+          <w:b w:val="0"/>
+        </w:rPr>
+        <w:t xml:space="preserve"> — exatamente o que o contrato inteiro trabalha para afastar. Um regimento mal escrito derruba a Cláusula 2 sozinho.</w:t>
+      </w:r>
+    </w:p>
+    <w:p>
+      <w:r>
+        <w:rPr>
+          <w:b/>
+        </w:rPr>
+        <w:t>Como foi neutralizado</w:t>
+      </w:r>
+      <w:r>
+        <w:rPr>
+          <w:b w:val="0"/>
+        </w:rPr>
+        <w:t>, e o que você não pode quebrar na prática:</w:t>
+      </w:r>
+    </w:p>
+    <w:tbl>
+      <w:tblPr>
+        <w:tblStyle w:val="TableGrid"/>
+        <w:tblW w:type="auto" w:w="0"/>
+        <w:jc w:val="center"/>
+        <w:tblLook w:firstColumn="1" w:firstRow="1" w:lastColumn="0" w:lastRow="0" w:noHBand="0" w:noVBand="1" w:val="04A0"/>
+      </w:tblPr>
+      <w:tblGrid>
+        <w:gridCol w:w="2929"/>
+        <w:gridCol w:w="2929"/>
+        <w:gridCol w:w="2929"/>
+      </w:tblGrid>
+      <w:tr>
+        <w:tc>
+          <w:tcPr>
+            <w:tcW w:type="dxa" w:w="2929"/>
+            <w:shd w:val="clear" w:fill="1C1C1C"/>
+          </w:tcPr>
+          <w:p>
+            <w:pPr>
+              <w:spacing w:after="40"/>
+              <w:jc w:val="left"/>
+            </w:pPr>
+            <w:r>
+              <w:rPr>
+                <w:color w:val="FFFFFF"/>
+                <w:sz w:val="18"/>
+              </w:rPr>
+            </w:r>
+            <w:r>
+              <w:rPr>
+                <w:b/>
+                <w:color w:val="FFFFFF"/>
+                <w:sz w:val="18"/>
+              </w:rPr>
+              <w:t>Trava</w:t>
+            </w:r>
+          </w:p>
+        </w:tc>
+        <w:tc>
+          <w:tcPr>
+            <w:tcW w:type="dxa" w:w="2929"/>
+            <w:shd w:val="clear" w:fill="1C1C1C"/>
+          </w:tcPr>
+          <w:p>
+            <w:pPr>
+              <w:spacing w:after="40"/>
+              <w:jc w:val="left"/>
+            </w:pPr>
+            <w:r>
+              <w:rPr>
+                <w:color w:val="FFFFFF"/>
+                <w:sz w:val="18"/>
+              </w:rPr>
+            </w:r>
+            <w:r>
+              <w:rPr>
+                <w:b/>
+                <w:color w:val="FFFFFF"/>
+                <w:sz w:val="18"/>
+              </w:rPr>
+              <w:t>Onde</w:t>
+            </w:r>
+          </w:p>
+        </w:tc>
+        <w:tc>
+          <w:tcPr>
+            <w:tcW w:type="dxa" w:w="2929"/>
+            <w:shd w:val="clear" w:fill="1C1C1C"/>
+          </w:tcPr>
+          <w:p>
+            <w:pPr>
+              <w:spacing w:after="40"/>
+              <w:jc w:val="left"/>
+            </w:pPr>
+            <w:r>
+              <w:rPr>
+                <w:color w:val="FFFFFF"/>
+                <w:sz w:val="18"/>
+              </w:rPr>
+            </w:r>
+            <w:r>
+              <w:rPr>
+                <w:b/>
+                <w:color w:val="FFFFFF"/>
+                <w:sz w:val="18"/>
+              </w:rPr>
+              <w:t>O que significa no dia a dia</w:t>
+            </w:r>
+          </w:p>
+        </w:tc>
+      </w:tr>
+      <w:tr>
+        <w:tc>
+          <w:tcPr>
+            <w:tcW w:type="dxa" w:w="2929"/>
+          </w:tcPr>
+          <w:p>
+            <w:pPr>
+              <w:spacing w:after="40"/>
+              <w:jc w:val="left"/>
+            </w:pPr>
+            <w:r>
+              <w:rPr>
+                <w:sz w:val="18"/>
+              </w:rPr>
+            </w:r>
+            <w:r>
+              <w:rPr>
+                <w:b w:val="0"/>
+                <w:sz w:val="18"/>
+              </w:rPr>
+              <w:t>Regras são especificação técnica do serviço, não norma disciplinar</w:t>
+            </w:r>
+          </w:p>
+        </w:tc>
+        <w:tc>
+          <w:tcPr>
+            <w:tcW w:type="dxa" w:w="2929"/>
+          </w:tcPr>
+          <w:p>
+            <w:pPr>
+              <w:spacing w:after="40"/>
+              <w:jc w:val="left"/>
+            </w:pPr>
+            <w:r>
+              <w:rPr>
+                <w:sz w:val="18"/>
+              </w:rPr>
+            </w:r>
+            <w:r>
+              <w:rPr>
+                <w:b w:val="0"/>
+                <w:sz w:val="18"/>
+              </w:rPr>
+              <w:t>Art. 3º</w:t>
+            </w:r>
+          </w:p>
+        </w:tc>
+        <w:tc>
+          <w:tcPr>
+            <w:tcW w:type="dxa" w:w="2929"/>
+          </w:tcPr>
+          <w:p>
+            <w:pPr>
+              <w:spacing w:after="40"/>
+              <w:jc w:val="left"/>
+            </w:pPr>
+            <w:r>
+              <w:rPr>
+                <w:sz w:val="18"/>
+              </w:rPr>
+            </w:r>
+            <w:r>
+              <w:rPr>
+                <w:b w:val="0"/>
+                <w:sz w:val="18"/>
+              </w:rPr>
+              <w:t>Você cobra padrão de entrega, não comportamento pessoal</w:t>
+            </w:r>
+          </w:p>
+        </w:tc>
+      </w:tr>
+      <w:tr>
+        <w:tc>
+          <w:tcPr>
+            <w:tcW w:type="dxa" w:w="2929"/>
+          </w:tcPr>
+          <w:p>
+            <w:pPr>
+              <w:spacing w:after="40"/>
+              <w:jc w:val="left"/>
+            </w:pPr>
+            <w:r>
+              <w:rPr>
+                <w:sz w:val="18"/>
+              </w:rPr>
+            </w:r>
+            <w:r>
+              <w:rPr>
+                <w:b w:val="0"/>
+                <w:sz w:val="18"/>
+              </w:rPr>
+              <w:t>Nenhuma ordem direta a pessoa física</w:t>
+            </w:r>
+          </w:p>
+        </w:tc>
+        <w:tc>
+          <w:tcPr>
+            <w:tcW w:type="dxa" w:w="2929"/>
+          </w:tcPr>
+          <w:p>
+            <w:pPr>
+              <w:spacing w:after="40"/>
+              <w:jc w:val="left"/>
+            </w:pPr>
+            <w:r>
+              <w:rPr>
+                <w:sz w:val="18"/>
+              </w:rPr>
+            </w:r>
+            <w:r>
+              <w:rPr>
+                <w:b w:val="0"/>
+                <w:sz w:val="18"/>
+              </w:rPr>
+              <w:t>Art. 4º</w:t>
+            </w:r>
+          </w:p>
+        </w:tc>
+        <w:tc>
+          <w:tcPr>
+            <w:tcW w:type="dxa" w:w="2929"/>
+          </w:tcPr>
+          <w:p>
+            <w:pPr>
+              <w:spacing w:after="40"/>
+              <w:jc w:val="left"/>
+            </w:pPr>
+            <w:r>
+              <w:rPr>
+                <w:sz w:val="18"/>
+              </w:rPr>
+            </w:r>
+            <w:r>
+              <w:rPr>
+                <w:b w:val="0"/>
+                <w:sz w:val="18"/>
+              </w:rPr>
+              <w:t>Tudo passa pelo Preposto, sempre</w:t>
+            </w:r>
+          </w:p>
+        </w:tc>
+      </w:tr>
+      <w:tr>
+        <w:tc>
+          <w:tcPr>
+            <w:tcW w:type="dxa" w:w="2929"/>
+          </w:tcPr>
+          <w:p>
+            <w:pPr>
+              <w:spacing w:after="40"/>
+              <w:jc w:val="left"/>
+            </w:pPr>
+            <w:r>
+              <w:rPr>
+                <w:sz w:val="18"/>
+              </w:rPr>
+            </w:r>
+            <w:r>
+              <w:rPr>
+                <w:b w:val="0"/>
+                <w:sz w:val="18"/>
+              </w:rPr>
+              <w:t>Consequência é contratual, exigível da empresa</w:t>
+            </w:r>
+          </w:p>
+        </w:tc>
+        <w:tc>
+          <w:tcPr>
+            <w:tcW w:type="dxa" w:w="2929"/>
+          </w:tcPr>
+          <w:p>
+            <w:pPr>
+              <w:spacing w:after="40"/>
+              <w:jc w:val="left"/>
+            </w:pPr>
+            <w:r>
+              <w:rPr>
+                <w:sz w:val="18"/>
+              </w:rPr>
+            </w:r>
+            <w:r>
+              <w:rPr>
+                <w:b w:val="0"/>
+                <w:sz w:val="18"/>
+              </w:rPr>
+              <w:t>Arts. 39 e 41</w:t>
+            </w:r>
+          </w:p>
+        </w:tc>
+        <w:tc>
+          <w:tcPr>
+            <w:tcW w:type="dxa" w:w="2929"/>
+          </w:tcPr>
+          <w:p>
+            <w:pPr>
+              <w:spacing w:after="40"/>
+              <w:jc w:val="left"/>
+            </w:pPr>
+            <w:r>
+              <w:rPr>
+                <w:sz w:val="18"/>
+              </w:rPr>
+            </w:r>
+            <w:r>
+              <w:rPr>
+                <w:b w:val="0"/>
+                <w:sz w:val="18"/>
+              </w:rPr>
+              <w:t>Não conformidade → notificação → multa da Cl. 12 → justa causa. Nunca advertência a pessoa</w:t>
+            </w:r>
+          </w:p>
+        </w:tc>
+      </w:tr>
+      <w:tr>
+        <w:tc>
+          <w:tcPr>
+            <w:tcW w:type="dxa" w:w="2929"/>
+          </w:tcPr>
+          <w:p>
+            <w:pPr>
+              <w:spacing w:after="40"/>
+              <w:jc w:val="left"/>
+            </w:pPr>
+            <w:r>
+              <w:rPr>
+                <w:sz w:val="18"/>
+              </w:rPr>
+            </w:r>
+            <w:r>
+              <w:rPr>
+                <w:b w:val="0"/>
+                <w:sz w:val="18"/>
+              </w:rPr>
+              <w:t>Afastamento sim, demissão não</w:t>
+            </w:r>
+          </w:p>
+        </w:tc>
+        <w:tc>
+          <w:tcPr>
+            <w:tcW w:type="dxa" w:w="2929"/>
+          </w:tcPr>
+          <w:p>
+            <w:pPr>
+              <w:spacing w:after="40"/>
+              <w:jc w:val="left"/>
+            </w:pPr>
+            <w:r>
+              <w:rPr>
+                <w:sz w:val="18"/>
+              </w:rPr>
+            </w:r>
+            <w:r>
+              <w:rPr>
+                <w:b w:val="0"/>
+                <w:sz w:val="18"/>
+              </w:rPr>
+              <w:t>Art. 42 e Cl. 6.8</w:t>
+            </w:r>
+          </w:p>
+        </w:tc>
+        <w:tc>
+          <w:tcPr>
+            <w:tcW w:type="dxa" w:w="2929"/>
+          </w:tcPr>
+          <w:p>
+            <w:pPr>
+              <w:spacing w:after="40"/>
+              <w:jc w:val="left"/>
+            </w:pPr>
+            <w:r>
+              <w:rPr>
+                <w:sz w:val="18"/>
+              </w:rPr>
+            </w:r>
+            <w:r>
+              <w:rPr>
+                <w:b w:val="0"/>
+                <w:sz w:val="18"/>
+              </w:rPr>
+              <w:t>Você pode exigir que alguém não atue mais no empreendimento. Quem decide sobre o emprego é ela</w:t>
+            </w:r>
+          </w:p>
+        </w:tc>
+      </w:tr>
+    </w:tbl>
+    <w:p/>
+    <w:p>
+      <w:r>
+        <w:rPr>
+          <w:b w:val="0"/>
+        </w:rPr>
+        <w:t xml:space="preserve">A regra prática é uma só: </w:t>
+      </w:r>
+      <w:r>
+        <w:rPr>
+          <w:b/>
+        </w:rPr>
+        <w:t>você não adverte, não suspende e não demite ninguém da equipe dela.</w:t>
+      </w:r>
+      <w:r>
+        <w:rPr>
+          <w:b w:val="0"/>
+        </w:rPr>
+        <w:t xml:space="preserve"> Se alguém precisa sair, você comunica o Preposto por escrito que aquela pessoa não pode mais atuar no empreendimento, e a Camila resolve o resto.</w:t>
+      </w:r>
+    </w:p>
+    <w:p>
+      <w:r>
+        <w:rPr>
+          <w:b/>
+        </w:rPr>
+        <w:t>O Termo de Adesão (Cap. XI) é a peça que mais rende.</w:t>
+      </w:r>
+      <w:r>
+        <w:rPr>
+          <w:b w:val="0"/>
+        </w:rPr>
+        <w:t xml:space="preserve"> Cada pessoa que entra assina declarando que a empregadora é a Camila, que a Mediterrâneo não dirige seu trabalho nem controla sua jornada, e — se for ocupante da Casa de Operações — que a ocupação é precária e que ela tem </w:t>
+      </w:r>
+      <w:r>
+        <w:rPr>
+          <w:b/>
+        </w:rPr>
+        <w:t>domicílio próprio</w:t>
+      </w:r>
+      <w:r>
+        <w:rPr>
+          <w:b w:val="0"/>
+        </w:rPr>
+        <w:t>, com endereço declarado. Numa reclamação futura, essa declaração assinada pela própria pessoa, na data em que entrou, vale mais do que qualquer cláusula que você e a Camila tenham assinado entre si.</w:t>
+      </w:r>
+    </w:p>
+    <w:p>
+      <w:r>
+        <w:rPr>
+          <w:b w:val="0"/>
+        </w:rPr>
+        <w:t xml:space="preserve">Guarde as vias originais e cobre o termo </w:t>
+      </w:r>
+      <w:r>
+        <w:rPr>
+          <w:b/>
+        </w:rPr>
+        <w:t>antes</w:t>
+      </w:r>
+      <w:r>
+        <w:rPr>
+          <w:b w:val="0"/>
+        </w:rPr>
+        <w:t xml:space="preserve"> de a pessoa começar. Termo assinado depois de instaurado o conflito não vale quase nada.</w:t>
+      </w:r>
+    </w:p>
+    <w:p>
+      <w:pPr>
         <w:pBdr>
           <w:bottom w:val="single" w:sz="6" w:color="C9A84C"/>
         </w:pBdr>
